--- a/OpenVLA_day03_zivid_api.docx
+++ b/OpenVLA_day03_zivid_api.docx
@@ -272,6 +272,16 @@
       </w:r>
       <w:r>
         <w:t>OpenVLA — Stage CCNB-INNOV</w:t>
+        <w:br/>
+      </w:r>
+      <w:r>
+        <w:rPr>
+          <w:b/>
+        </w:rPr>
+        <w:t xml:space="preserve">Date : </w:t>
+      </w:r>
+      <w:r>
+        <w:t>20 mai 2026</w:t>
         <w:br/>
       </w:r>
       <w:r>

--- a/OpenVLA_day03_zivid_api.docx
+++ b/OpenVLA_day03_zivid_api.docx
@@ -21,7 +21,7 @@
     </w:p>
     <w:p>
       <w:r>
-        <w:t>Se familiariser avec l’API Zivid afin de pouvoir envoyer une commande d’acquisition d’image avec la caméra 3D Zivid 2+ MR130 (capture 2D/3D, nuage de points).</w:t>
+        <w:t>Se familiariser avec l’API Zivid MR130 : capturer une frame 2D/3D et sauvegarder l’image couleur, la frame complète et le nuage de points.</w:t>
       </w:r>
     </w:p>
     <w:p>
@@ -34,7 +34,7 @@
     </w:p>
     <w:p>
       <w:r>
-        <w:t>La Zivid 2+ MR130 est une caméra de vision 3D (portée moyenne) utilisée pour capturer la géométrie d’une scène. Le SDK Zivid (Python, C++, .NET) permet de connecter la caméra, configurer les paramètres d’exposition et lancer une acquisition depuis un script — étape nécessaire avant d’alimenter une pipeline OpenVLA (perception 2D ou 3D).</w:t>
+        <w:t>La Zivid 2+ MR130 capture la géométrie et la couleur d’une scène. Le script scripts/zivid/capture.py automatise l’acquisition et l’enregistrement des fichiers sur disque — étape clé avant l’alimentation d’OpenVLA.</w:t>
       </w:r>
     </w:p>
     <w:p>
@@ -50,7 +50,7 @@
         <w:pStyle w:val="ListBullet"/>
       </w:pPr>
       <w:r>
-        <w:t>Zivid SDK installé (version compatible avec la caméra MR130).</w:t>
+        <w:t>Zivid SDK installé (compatible MR130).</w:t>
       </w:r>
     </w:p>
     <w:p>
@@ -58,7 +58,7 @@
         <w:pStyle w:val="ListBullet"/>
       </w:pPr>
       <w:r>
-        <w:t>Caméra branchée (Ethernet) et visible dans Zivid Studio.</w:t>
+        <w:t>Caméra branchée en Ethernet, visible dans Zivid Studio.</w:t>
       </w:r>
     </w:p>
     <w:p>
@@ -66,7 +66,7 @@
         <w:pStyle w:val="ListBullet"/>
       </w:pPr>
       <w:r>
-        <w:t>Package Python : pip install zivid (ou environnement fourni par Zivid).</w:t>
+        <w:t>Environnement Python 3.11 : pip install zivid</w:t>
       </w:r>
     </w:p>
     <w:p>
@@ -74,7 +74,7 @@
         <w:pStyle w:val="ListBullet"/>
       </w:pPr>
       <w:r>
-        <w:t>Réglages de capture testés dans Zivid Studio (export possible en fichier Settings.yml).</w:t>
+        <w:t>Exécution depuis le dossier scripts/zivid/ ou poste connecté à la caméra.</w:t>
       </w:r>
     </w:p>
     <w:p>
@@ -82,7 +82,7 @@
         <w:pStyle w:val="Heading1"/>
       </w:pPr>
       <w:r>
-        <w:t>Étapes principales (API Python)</w:t>
+        <w:t>Étapes essentielles (capture.py)</w:t>
       </w:r>
     </w:p>
     <w:p>
@@ -90,7 +90,7 @@
         <w:pStyle w:val="ListBullet"/>
       </w:pPr>
       <w:r>
-        <w:t>Créer l’application : zivid.Application().</w:t>
+        <w:t>1. Initialiser l’application — zivid.Application()</w:t>
       </w:r>
     </w:p>
     <w:p>
@@ -98,7 +98,7 @@
         <w:pStyle w:val="ListBullet"/>
       </w:pPr>
       <w:r>
-        <w:t>Connecter la caméra : app.connect_camera() (MR130 si une seule caméra sur le réseau).</w:t>
+        <w:t>2. Connecter la caméra — app.connect_camera()</w:t>
       </w:r>
     </w:p>
     <w:p>
@@ -106,7 +106,7 @@
         <w:pStyle w:val="ListBullet"/>
       </w:pPr>
       <w:r>
-        <w:t>Définir les Settings (acquisitions 3D et 2D couleur) ou charger un fichier YAML exporté depuis Studio.</w:t>
+        <w:t>3. Configurer les réglages 2D + 3D — zivid.Settings(acquisitions=[...], color=...)</w:t>
       </w:r>
     </w:p>
     <w:p>
@@ -114,7 +114,7 @@
         <w:pStyle w:val="ListBullet"/>
       </w:pPr>
       <w:r>
-        <w:t>Lancer l’acquisition : camera.capture_2d_3d(settings) — commande centrale du jour 03.</w:t>
+        <w:t>4. Lancer l’acquisition — camera.capture_2d_3d(settings)</w:t>
       </w:r>
     </w:p>
     <w:p>
@@ -122,7 +122,15 @@
         <w:pStyle w:val="ListBullet"/>
       </w:pPr>
       <w:r>
-        <w:t>Récupérer frame.point_cloud() et frame.image_rgba() pour la suite du démonstrateur.</w:t>
+        <w:t>5. Extraire l’image couleur — frame.frame_2d().image_rgba_srgb()</w:t>
+      </w:r>
+    </w:p>
+    <w:p>
+      <w:pPr>
+        <w:pStyle w:val="ListBullet"/>
+      </w:pPr>
+      <w:r>
+        <w:t>6. Sauvegarder les fichiers dans le dossier du script (os.path.dirname)</w:t>
       </w:r>
     </w:p>
     <w:p>
@@ -130,54 +138,160 @@
         <w:pStyle w:val="Heading1"/>
       </w:pPr>
       <w:r>
-        <w:t>Exemple minimal — acquisition MR130</w:t>
+        <w:t>Fichiers sauvegardés</w:t>
+      </w:r>
+    </w:p>
+    <w:p>
+      <w:pPr>
+        <w:pStyle w:val="ListBullet"/>
+      </w:pPr>
+      <w:r>
+        <w:t>ColorImage.png — image 2D couleur (espace sRGB, 4 canaux RGBA).</w:t>
+      </w:r>
+    </w:p>
+    <w:p>
+      <w:pPr>
+        <w:pStyle w:val="ListBullet"/>
+      </w:pPr>
+      <w:r>
+        <w:t>Frame.zdf — frame complète 2D/3D (format natif Zivid, réutilisable dans Studio).</w:t>
+      </w:r>
+    </w:p>
+    <w:p>
+      <w:pPr>
+        <w:pStyle w:val="ListBullet"/>
+      </w:pPr>
+      <w:r>
+        <w:t>PointCloud.ply — nuage de points 3D exporté depuis la frame.</w:t>
       </w:r>
     </w:p>
     <w:p>
       <w:r>
-        <w:t>Script de référence (à exécuter sur le poste connecté à la MR130). Les temps d’exposition et presets spécifiques MR130 peuvent être ajustés dans Zivid Studio puis exportés en YAML.</w:t>
+        <w:t>Les trois fichiers sont enregistrés dans le même répertoire que capture.py.</w:t>
+      </w:r>
+    </w:p>
+    <w:p>
+      <w:pPr>
+        <w:pStyle w:val="Heading1"/>
+      </w:pPr>
+      <w:r>
+        <w:t>Script de référence — scripts/zivid/capture.py</w:t>
+      </w:r>
+    </w:p>
+    <w:p>
+      <w:r>
+        <w:t>Contenu du fichier du dépôt :</w:t>
       </w:r>
     </w:p>
     <w:p>
       <w:r>
         <w:rPr>
-          <w:rFonts w:ascii="Courier New" w:hAnsi="Courier New"/>
-          <w:color w:val="202020"/>
+          <w:rFonts w:ascii="Consolas" w:hAnsi="Consolas"/>
           <w:sz w:val="16"/>
         </w:rPr>
         <w:t>import zivid</w:t>
         <w:br/>
+        <w:t>import os</w:t>
         <w:br/>
-        <w:t>app = zivid.Application()</w:t>
+        <w:t>def _main() -&gt; None:</w:t>
         <w:br/>
-        <w:t>camera = app.connect_camera()</w:t>
+        <w:t xml:space="preserve">    app = zivid.Application()</w:t>
         <w:br/>
         <w:br/>
-        <w:t># Réglages d'acquisition (2D + 3D) — adapter selon MR130 / Zivid Studio</w:t>
+        <w:t xml:space="preserve">    print("Connecting to camera")</w:t>
         <w:br/>
-        <w:t>settings = zivid.Settings(</w:t>
-        <w:br/>
-        <w:t xml:space="preserve">    acquisitions=[zivid.Settings.Acquisition()],</w:t>
-        <w:br/>
-        <w:t xml:space="preserve">    color=zivid.Settings2D(acquisitions=[zivid.Settings2D.Acquisition()]),</w:t>
-        <w:br/>
-        <w:t>)</w:t>
+        <w:t xml:space="preserve">    camera = app.connect_camera()</w:t>
         <w:br/>
         <w:br/>
-        <w:t># Commande d'acquisition</w:t>
+        <w:t xml:space="preserve">    print("Creating default capture settings")</w:t>
         <w:br/>
-        <w:t>frame = camera.capture_2d_3d(settings)</w:t>
+        <w:t xml:space="preserve">    settings = zivid.Settings(</w:t>
+        <w:br/>
+        <w:t xml:space="preserve">        acquisitions=[zivid.Settings.Acquisition()],</w:t>
+        <w:br/>
+        <w:t xml:space="preserve">        color=zivid.Settings2D(acquisitions=[zivid.Settings2D.Acquisition()]),</w:t>
+        <w:br/>
+        <w:t xml:space="preserve">    )</w:t>
         <w:br/>
         <w:br/>
-        <w:t># Accès aux données</w:t>
-        <w:br/>
-        <w:t>point_cloud = frame.point_cloud()</w:t>
-        <w:br/>
-        <w:t>rgba = frame.image_rgba()</w:t>
+        <w:t xml:space="preserve">    print("Capturing frame")</w:t>
         <w:br/>
         <w:br/>
-        <w:t>print("Acquisition MR130 terminée.")</w:t>
+        <w:t xml:space="preserve">    frame = camera.capture_2d_3d(settings)</w:t>
         <w:br/>
+        <w:t xml:space="preserve">    image_rgba = frame.frame_2d().image_rgba_srgb()</w:t>
+        <w:br/>
+        <w:t xml:space="preserve">    image_file = "ColorImage.png"</w:t>
+        <w:br/>
+        <w:t xml:space="preserve">    print(f"Saving 2D color image (sRGB color space) to file: {image_file}")</w:t>
+        <w:br/>
+        <w:t xml:space="preserve">    current_folder=os.path.dirname(os.path.abspath(__file__))</w:t>
+        <w:br/>
+        <w:t xml:space="preserve">    image_path=os.path.join(current_folder,image_file)</w:t>
+        <w:br/>
+        <w:t xml:space="preserve">    image_rgba.save(image_path)</w:t>
+        <w:br/>
+        <w:t xml:space="preserve">    data_file = "Frame.zdf"</w:t>
+        <w:br/>
+        <w:t xml:space="preserve">    data_path=os.path.join(current_folder,data_file)</w:t>
+        <w:br/>
+        <w:t xml:space="preserve">    print(f"Saving frame to file: {data_file}")</w:t>
+        <w:br/>
+        <w:t xml:space="preserve">    frame.save(data_path)</w:t>
+        <w:br/>
+        <w:br/>
+        <w:t xml:space="preserve">    data_file_ply = "PointCloud.ply"</w:t>
+        <w:br/>
+        <w:t xml:space="preserve">    </w:t>
+        <w:br/>
+        <w:t xml:space="preserve">    print(f"Exporting point cloud to file: {data_file_ply}")</w:t>
+        <w:br/>
+        <w:t xml:space="preserve">    data_path_ply=os.path.join(current_folder,data_file_ply)</w:t>
+        <w:br/>
+        <w:t xml:space="preserve">    frame.save(data_path_ply)</w:t>
+        <w:br/>
+        <w:br/>
+        <w:br/>
+        <w:t>if __name__ == "__main__":</w:t>
+        <w:br/>
+        <w:t xml:space="preserve">    _main()</w:t>
+      </w:r>
+    </w:p>
+    <w:p>
+      <w:pPr>
+        <w:pStyle w:val="Heading1"/>
+      </w:pPr>
+      <w:r>
+        <w:t>Exécution</w:t>
+      </w:r>
+    </w:p>
+    <w:p>
+      <w:pPr>
+        <w:pStyle w:val="ListBullet"/>
+      </w:pPr>
+      <w:r>
+        <w:t>conda activate env_zivid</w:t>
+      </w:r>
+    </w:p>
+    <w:p>
+      <w:pPr>
+        <w:pStyle w:val="ListBullet"/>
+      </w:pPr>
+      <w:r>
+        <w:t>cd scripts/zivid</w:t>
+      </w:r>
+    </w:p>
+    <w:p>
+      <w:pPr>
+        <w:pStyle w:val="ListBullet"/>
+      </w:pPr>
+      <w:r>
+        <w:t>python capture.py</w:t>
+      </w:r>
+    </w:p>
+    <w:p>
+      <w:r>
+        <w:t>Messages attendus : connexion caméra, capture, sauvegarde ColorImage.png, Frame.zdf et PointCloud.ply.</w:t>
       </w:r>
     </w:p>
     <w:p>
@@ -193,7 +307,7 @@
         <w:pStyle w:val="ListBullet"/>
       </w:pPr>
       <w:r>
-        <w:t>Modèle MR130 : portée et champ de vue adaptés aux scènes de manipulation robotique.</w:t>
+        <w:t>Portée et champ de vue adaptés à la manipulation robotique.</w:t>
       </w:r>
     </w:p>
     <w:p>
@@ -201,7 +315,7 @@
         <w:pStyle w:val="ListBullet"/>
       </w:pPr>
       <w:r>
-        <w:t>Presets Zivid Studio (ex. Consumer Goods, 50/60 Hz) peuvent servir de point de départ.</w:t>
+        <w:t>Presets Zivid Studio exportables en Settings.yml pour affiner l’exposition.</w:t>
       </w:r>
     </w:p>
     <w:p>
@@ -209,7 +323,7 @@
         <w:pStyle w:val="ListBullet"/>
       </w:pPr>
       <w:r>
-        <w:t>Pour HDR / multi-acquisition : plusieurs zivid.Settings.Acquisition() dans la liste acquisitions.</w:t>
+        <w:t>Pour HDR : ajouter plusieurs zivid.Settings.Acquisition() dans acquisitions.</w:t>
       </w:r>
     </w:p>
     <w:p>
@@ -217,7 +331,7 @@
         <w:pStyle w:val="ListBullet"/>
       </w:pPr>
       <w:r>
-        <w:t>Documentation : Capture Tutorial (support.zivid.com) et dépôt zivid-python-samples sur GitHub.</w:t>
+        <w:t>Documentation : https://www.zivid.com/zivid-sdk</w:t>
       </w:r>
     </w:p>
     <w:p>
@@ -233,7 +347,7 @@
         <w:pStyle w:val="ListBullet"/>
       </w:pPr>
       <w:r>
-        <w:t>Connexion caméra validée (Studio ou script Python).</w:t>
+        <w:t>Connexion caméra validée (Studio ou Python).</w:t>
       </w:r>
     </w:p>
     <w:p>
@@ -241,7 +355,7 @@
         <w:pStyle w:val="ListBullet"/>
       </w:pPr>
       <w:r>
-        <w:t>Une acquisition 2D/3D réussie (frame sauvegardée ou affichée).</w:t>
+        <w:t>Acquisition 2D/3D réussie avec sauvegarde des 3 fichiers.</w:t>
       </w:r>
     </w:p>
     <w:p>
@@ -249,49 +363,25 @@
         <w:pStyle w:val="ListBullet"/>
       </w:pPr>
       <w:r>
-        <w:t>Compréhension du lien : acquisition Zivid → image / nuage de points → future entrée OpenVLA.</w:t>
+        <w:t>Compréhension : Zivid → image / nuage de points → entrée future OpenVLA.</w:t>
       </w:r>
     </w:p>
     <w:p/>
     <w:p>
       <w:r>
-        <w:rPr>
-          <w:b/>
-        </w:rPr>
-        <w:t xml:space="preserve">Programmeur : </w:t>
-      </w:r>
-      <w:r>
-        <w:t>Fabrice Kouonang</w:t>
+        <w:t>Programmeur : Fabrice Kouonang</w:t>
         <w:br/>
       </w:r>
       <w:r>
-        <w:rPr>
-          <w:b/>
-        </w:rPr>
-        <w:t xml:space="preserve">Projet : </w:t>
-      </w:r>
-      <w:r>
-        <w:t>OpenVLA — Stage CCNB-INNOV</w:t>
+        <w:t>Projet : OpenVLA — Stage CCNB-INNOV</w:t>
         <w:br/>
       </w:r>
       <w:r>
-        <w:rPr>
-          <w:b/>
-        </w:rPr>
-        <w:t xml:space="preserve">Date : </w:t>
-      </w:r>
-      <w:r>
-        <w:t>20 mai 2026</w:t>
+        <w:t>Date : 20 mai 2026</w:t>
         <w:br/>
       </w:r>
       <w:r>
-        <w:rPr>
-          <w:b/>
-        </w:rPr>
-        <w:t xml:space="preserve">Jour : </w:t>
-      </w:r>
-      <w:r>
-        <w:t>03</w:t>
+        <w:t>Jour : 03</w:t>
       </w:r>
     </w:p>
     <w:sectPr>
